--- a/Replication files/2_Multiple_OLS.docx
+++ b/Replication files/2_Multiple_OLS.docx
@@ -259,7 +259,7 @@
                 <w:b/>
                 <w:smallCaps/>
               </w:rPr>
-              <w:t>3</w:t>
+              <w:t>4</w:t>
             </w:r>
           </w:p>
           <w:p>
@@ -676,7 +676,7 @@
                 <w:b/>
                 <w:smallCaps/>
               </w:rPr>
-              <w:t>4</w:t>
+              <w:t>5</w:t>
             </w:r>
           </w:p>
           <w:p>
@@ -775,7 +775,7 @@
                 <w:noProof/>
               </w:rPr>
               <w:drawing>
-                <wp:inline distT="0" distB="0" distL="0" distR="0" wp14:anchorId="0FB874C3" wp14:editId="2A3DE960">
+                <wp:inline distT="0" distB="0" distL="0" distR="0" wp14:anchorId="0FB874C3" wp14:editId="3D2CB186">
                   <wp:extent cx="5284823" cy="4784007"/>
                   <wp:effectExtent l="0" t="0" r="0" b="4445"/>
                   <wp:docPr id="1864928906" name="Picture 5" descr="A screenshot of a computer&#10;&#10;Description automatically generated"/>
@@ -908,16 +908,7 @@
                 <w:sz w:val="22"/>
                 <w:szCs w:val="22"/>
               </w:rPr>
-              <w:t>, but these also are insignificant, and points to that when looking at nominal GDP,</w:t>
-            </w:r>
-            <w:r>
-              <w:rPr>
-                <w:rFonts w:ascii="Arial" w:hAnsi="Arial" w:cs="Arial"/>
-                <w:color w:val="000000"/>
-                <w:sz w:val="22"/>
-                <w:szCs w:val="22"/>
-              </w:rPr>
-              <w:t xml:space="preserve"> </w:t>
+              <w:t xml:space="preserve">, but these also are insignificant, and points to that when looking at nominal GDP, </w:t>
             </w:r>
             <w:r>
               <w:rPr>
@@ -966,16 +957,7 @@
                 <w:sz w:val="22"/>
                 <w:szCs w:val="22"/>
               </w:rPr>
-              <w:t xml:space="preserve"> different outcomes reveal</w:t>
-            </w:r>
-            <w:r>
-              <w:rPr>
-                <w:rFonts w:ascii="Arial" w:hAnsi="Arial" w:cs="Arial"/>
-                <w:color w:val="000000"/>
-                <w:sz w:val="22"/>
-                <w:szCs w:val="22"/>
-              </w:rPr>
-              <w:t xml:space="preserve"> that the negative FDI datapoints excluded by </w:t>
+              <w:t xml:space="preserve"> different outcomes reveal that the negative FDI datapoints excluded by </w:t>
             </w:r>
             <w:r>
               <w:rPr>
@@ -993,16 +975,7 @@
                 <w:sz w:val="22"/>
                 <w:szCs w:val="22"/>
               </w:rPr>
-              <w:t xml:space="preserve"> method are consequential to the resulting estimators, and that the IHS transformation is useful.</w:t>
-            </w:r>
-            <w:r>
-              <w:rPr>
-                <w:rFonts w:ascii="Arial" w:hAnsi="Arial" w:cs="Arial"/>
-                <w:color w:val="000000"/>
-                <w:sz w:val="22"/>
-                <w:szCs w:val="22"/>
-              </w:rPr>
-              <w:t xml:space="preserve"> </w:t>
+              <w:t xml:space="preserve"> method are consequential to the resulting estimators, and that the IHS transformation is useful. </w:t>
             </w:r>
           </w:p>
           <w:p>
@@ -1929,6 +1902,7 @@
   <w:style w:type="character" w:default="1" w:styleId="DefaultParagraphFont">
     <w:name w:val="Default Paragraph Font"/>
     <w:uiPriority w:val="1"/>
+    <w:semiHidden/>
     <w:unhideWhenUsed/>
   </w:style>
   <w:style w:type="table" w:default="1" w:styleId="TableNormal">
